--- a/report/网页监控台部署与使用说明.docx
+++ b/report/网页监控台部署与使用说明.docx
@@ -68,7 +68,7 @@
           <w:b w:val="0"/>
           <w:sz w:val="22"/>
         </w:rPr>
-        <w:t>访问地址：http://101.37.242.91:8010　（手机浏览器也能开）</w:t>
+        <w:t>访问地址：http://&lt;服务器IP&gt;:8010　（手机浏览器也能开）</w:t>
       </w:r>
     </w:p>
     <w:p>
@@ -303,6 +303,244 @@
     </w:p>
     <w:p>
       <w:pPr>
+        <w:spacing w:before="0" w:after="80"/>
+        <w:ind w:left="227"/>
+      </w:pPr>
+      <w:r>
+        <w:rPr>
+          <w:rFonts w:ascii="黑体" w:hAnsi="黑体" w:eastAsia="黑体"/>
+          <w:b w:val="0"/>
+          <w:sz w:val="22"/>
+        </w:rPr>
+        <w:t>二之二、★ 铁律：先有用户，才能有包裹（2026-10-17 修复）</w:t>
+      </w:r>
+    </w:p>
+    <w:p>
+      <w:pPr>
+        <w:spacing w:before="0" w:after="80"/>
+        <w:ind w:left="227"/>
+      </w:pPr>
+      <w:r>
+        <w:rPr>
+          <w:rFonts w:ascii="黑体" w:hAnsi="黑体" w:eastAsia="黑体"/>
+          <w:b w:val="0"/>
+          <w:sz w:val="22"/>
+        </w:rPr>
+        <w:t>【为什么要这条】包裹的归属靠【收件人手机号】。如果造包裹时手机号填错、或者压根没这个人，这件包裹就成了「孤儿包裹」—— 收件人登录后点「我的包裹」永远查不到，而包裹跟踪页却能看到它挂在某个名字下面。2026-10-17 实际发生过：5 件包裹 owner=某用户、phone=&lt;另一个手机号&gt;，而用户表里某用户的真号是 &lt;收件人手机号&gt; → 查不到。</w:t>
+      </w:r>
+    </w:p>
+    <w:p>
+      <w:pPr>
+        <w:spacing w:before="0" w:after="80"/>
+        <w:ind w:left="227"/>
+      </w:pPr>
+      <w:r>
+        <w:rPr>
+          <w:rFonts w:ascii="黑体" w:hAnsi="黑体" w:eastAsia="黑体"/>
+          <w:b w:val="0"/>
+          <w:sz w:val="22"/>
+        </w:rPr>
+        <w:t>【前端现在的交互（已改）】「📡 无人机上报」里的收件人：</w:t>
+      </w:r>
+    </w:p>
+    <w:p>
+      <w:pPr>
+        <w:spacing w:before="0" w:after="80"/>
+        <w:ind w:left="227"/>
+      </w:pPr>
+      <w:r>
+        <w:rPr>
+          <w:rFonts w:ascii="黑体" w:hAnsi="黑体" w:eastAsia="黑体"/>
+          <w:b w:val="0"/>
+          <w:sz w:val="22"/>
+        </w:rPr>
+        <w:t>· 手机号：【下拉选择】已注册的普通用户（显示「姓名（手机号）· 楼栋」），不能手输；</w:t>
+      </w:r>
+    </w:p>
+    <w:p>
+      <w:pPr>
+        <w:spacing w:before="0" w:after="80"/>
+        <w:ind w:left="227"/>
+      </w:pPr>
+      <w:r>
+        <w:rPr>
+          <w:rFonts w:ascii="黑体" w:hAnsi="黑体" w:eastAsia="黑体"/>
+          <w:b w:val="0"/>
+          <w:sz w:val="22"/>
+        </w:rPr>
+        <w:t>· 姓名：【只读】选完手机号自动带出（取用户表里的真名），不能手打；</w:t>
+      </w:r>
+    </w:p>
+    <w:p>
+      <w:pPr>
+        <w:spacing w:before="0" w:after="80"/>
+        <w:ind w:left="227"/>
+      </w:pPr>
+      <w:r>
+        <w:rPr>
+          <w:rFonts w:ascii="黑体" w:hAnsi="黑体" w:eastAsia="黑体"/>
+          <w:b w:val="0"/>
+          <w:sz w:val="22"/>
+        </w:rPr>
+        <w:t>· 还没用户在列表里 → 下拉是空的 → 先去【用户管理】添加用户，再回来投放。</w:t>
+      </w:r>
+    </w:p>
+    <w:p>
+      <w:pPr>
+        <w:spacing w:before="0" w:after="80"/>
+        <w:ind w:left="227"/>
+      </w:pPr>
+      <w:r>
+        <w:rPr>
+          <w:rFonts w:ascii="黑体" w:hAnsi="黑体" w:eastAsia="黑体"/>
+          <w:b w:val="0"/>
+          <w:sz w:val="22"/>
+        </w:rPr>
+        <w:t>【后端现在的校验（已改 · hub.py 三处）】</w:t>
+      </w:r>
+    </w:p>
+    <w:p>
+      <w:pPr>
+        <w:spacing w:before="0" w:after="80"/>
+        <w:ind w:left="227"/>
+      </w:pPr>
+      <w:r>
+        <w:rPr>
+          <w:rFonts w:ascii="黑体" w:hAnsi="黑体" w:eastAsia="黑体"/>
+          <w:b w:val="0"/>
+          <w:sz w:val="22"/>
+        </w:rPr>
+        <w:t>· new_parcel()：手机号必填，且必须在 users 表里；查到就用表里的真名覆盖 owner，查不到直接抛错、不建包裹。</w:t>
+      </w:r>
+    </w:p>
+    <w:p>
+      <w:pPr>
+        <w:spacing w:before="0" w:after="80"/>
+        <w:ind w:left="227"/>
+      </w:pPr>
+      <w:r>
+        <w:rPr>
+          <w:rFonts w:ascii="黑体" w:hAnsi="黑体" w:eastAsia="黑体"/>
+          <w:b w:val="0"/>
+          <w:sz w:val="22"/>
+        </w:rPr>
+        <w:t>· drop_done（网页「已放货」）：在【建任务之前】就校验收件人 —— 不通过就【不建任务、不占库位】，并把原因记事件 + 报回前端。</w:t>
+      </w:r>
+    </w:p>
+    <w:p>
+      <w:pPr>
+        <w:spacing w:before="0" w:after="80"/>
+        <w:ind w:left="227"/>
+      </w:pPr>
+      <w:r>
+        <w:rPr>
+          <w:rFonts w:ascii="黑体" w:hAnsi="黑体" w:eastAsia="黑体"/>
+          <w:b w:val="0"/>
+          <w:sz w:val="22"/>
+        </w:rPr>
+        <w:t>· parcel_in（中转点揽收）：同样包了异常，失败报错、不建档案。</w:t>
+      </w:r>
+    </w:p>
+    <w:p>
+      <w:pPr>
+        <w:spacing w:before="0" w:after="80"/>
+        <w:ind w:left="227"/>
+      </w:pPr>
+      <w:r>
+        <w:rPr>
+          <w:rFonts w:ascii="黑体" w:hAnsi="黑体" w:eastAsia="黑体"/>
+          <w:b w:val="0"/>
+          <w:sz w:val="22"/>
+        </w:rPr>
+        <w:t>★ 日志里会看到：</w:t>
+      </w:r>
+    </w:p>
+    <w:p>
+      <w:pPr>
+        <w:spacing w:before="0" w:after="80"/>
+        <w:ind w:left="227"/>
+      </w:pPr>
+      <w:r>
+        <w:rPr>
+          <w:rFonts w:ascii="黑体" w:hAnsi="黑体" w:eastAsia="黑体"/>
+          <w:b w:val="0"/>
+          <w:sz w:val="22"/>
+        </w:rPr>
+        <w:t>· 通过：[平台] ★ 收件人校验通过：某用户（&lt;收件人手机号&gt;）</w:t>
+      </w:r>
+    </w:p>
+    <w:p>
+      <w:pPr>
+        <w:spacing w:before="0" w:after="80"/>
+        <w:ind w:left="227"/>
+      </w:pPr>
+      <w:r>
+        <w:rPr>
+          <w:rFonts w:ascii="黑体" w:hAnsi="黑体" w:eastAsia="黑体"/>
+          <w:b w:val="0"/>
+          <w:sz w:val="22"/>
+        </w:rPr>
+        <w:t>· 被拒：[平台] 🚨🚨 投放被拒：手机号 xxx 不是已注册用户 → 请先到【用户管理】里添加该用户，再来投放</w:t>
+      </w:r>
+    </w:p>
+    <w:p>
+      <w:pPr>
+        <w:spacing w:before="0" w:after="80"/>
+        <w:ind w:left="227"/>
+      </w:pPr>
+      <w:r>
+        <w:rPr>
+          <w:rFonts w:ascii="黑体" w:hAnsi="黑体" w:eastAsia="黑体"/>
+          <w:b w:val="0"/>
+          <w:sz w:val="22"/>
+        </w:rPr>
+        <w:t>【遇到「查不到包裹」时按这个顺序查】</w:t>
+      </w:r>
+    </w:p>
+    <w:p>
+      <w:pPr>
+        <w:spacing w:before="0" w:after="80"/>
+        <w:ind w:left="227"/>
+      </w:pPr>
+      <w:r>
+        <w:rPr>
+          <w:rFonts w:ascii="黑体" w:hAnsi="黑体" w:eastAsia="黑体"/>
+          <w:b w:val="0"/>
+          <w:sz w:val="22"/>
+        </w:rPr>
+        <w:t>① 用户管理里那个人是否存在？手机号是多少？</w:t>
+      </w:r>
+    </w:p>
+    <w:p>
+      <w:pPr>
+        <w:spacing w:before="0" w:after="80"/>
+        <w:ind w:left="227"/>
+      </w:pPr>
+      <w:r>
+        <w:rPr>
+          <w:rFonts w:ascii="黑体" w:hAnsi="黑体" w:eastAsia="黑体"/>
+          <w:b w:val="0"/>
+          <w:sz w:val="22"/>
+        </w:rPr>
+        <w:t>② 包裹跟踪里那件包裹的 phone 是否和他一致（网页详情里能看到）？</w:t>
+      </w:r>
+    </w:p>
+    <w:p>
+      <w:pPr>
+        <w:spacing w:before="0" w:after="80"/>
+        <w:ind w:left="227"/>
+      </w:pPr>
+      <w:r>
+        <w:rPr>
+          <w:rFonts w:ascii="黑体" w:hAnsi="黑体" w:eastAsia="黑体"/>
+          <w:b w:val="0"/>
+          <w:sz w:val="22"/>
+        </w:rPr>
+        <w:t>③ 不一致 → 说明是历史孤儿数据，改包裹的 phone 即可（改库前先备份 delivery.db）；或者反过来新建一个 phone 匹配的用户。</w:t>
+      </w:r>
+    </w:p>
+    <w:p>
+      <w:pPr>
         <w:spacing w:before="240" w:after="100"/>
       </w:pPr>
       <w:r>
@@ -325,7 +563,7 @@
           <w:b w:val="0"/>
           <w:sz w:val="22"/>
         </w:rPr>
-        <w:t>小车 / 无人机 ──MQTT──▶ broker ──▶ hub.py（平台·大脑·唯一写库者）──▶ SQLite</w:t>
+        <w:t>小车 / 无人机 ──MQTT──▶ broker ──▶ hub.py（平台·大脑·★唯一写库者）──▶ SQLite</w:t>
       </w:r>
     </w:p>
     <w:p>
@@ -366,7 +604,7 @@
           <w:b/>
           <w:sz w:val="24"/>
         </w:rPr>
-        <w:t>★ 关键设计：前端不直接写数据库</w:t>
+        <w:t>★ 关键设计：前端不直接写数据库。人的操作以 MQTT 消息发给 hub.py，由它统一决策并写库。★★ 注意端口与文件对应关系：8010 上跑的是 web平台/server/app.py（uvicorn，只读库 + 发 MQTT），★ hub.py 才是【唯一写库者】—— 所以改了 hub.py 必须【重启 hub.py】，重启 app.py 无效。★★ 重启时绝对不要用 pkill -f hub.py（ssh 命令行本身含这个字符串，会把 ssh 一起杀掉），正确做法是先 pgrep -af 「hub[.]py」 拿到 PID 再 kill 它。</w:t>
       </w:r>
     </w:p>
     <w:p>
